--- a/internal_doc/03.开发设计/Story-durability.docx
+++ b/internal_doc/03.开发设计/Story-durability.docx
@@ -5,9 +5,6 @@
     <w:p>
       <w:pPr>
         <w:pStyle w:val="Title"/>
-        <w:rPr>
-          <w:rFonts w:hint="eastAsia"/>
-        </w:rPr>
       </w:pPr>
       <w:r>
         <w:rPr>
@@ -156,11 +153,6 @@
       </w:r>
     </w:p>
     <w:p>
-      <w:pPr>
-        <w:rPr>
-          <w:rFonts w:hint="eastAsia"/>
-        </w:rPr>
-      </w:pPr>
       <w:r>
         <w:rPr>
           <w:rFonts w:hint="eastAsia"/>
@@ -260,11 +252,6 @@
       </w:r>
     </w:p>
     <w:p>
-      <w:pPr>
-        <w:rPr>
-          <w:rFonts w:hint="eastAsia"/>
-        </w:rPr>
-      </w:pPr>
       <w:r>
         <w:rPr>
           <w:rFonts w:hint="eastAsia"/>
@@ -369,11 +356,6 @@
       </w:r>
     </w:p>
     <w:p>
-      <w:pPr>
-        <w:rPr>
-          <w:rFonts w:hint="eastAsia"/>
-        </w:rPr>
-      </w:pPr>
       <w:r>
         <w:rPr>
           <w:rFonts w:hint="eastAsia"/>
@@ -424,11 +406,6 @@
       </w:r>
     </w:p>
     <w:p>
-      <w:pPr>
-        <w:rPr>
-          <w:rFonts w:hint="eastAsia"/>
-        </w:rPr>
-      </w:pPr>
       <w:r>
         <w:rPr>
           <w:rFonts w:hint="eastAsia"/>
@@ -462,9 +439,6 @@
           <w:numId w:val="0"/>
         </w:numPr>
         <w:ind w:left="777"/>
-        <w:rPr>
-          <w:rFonts w:hint="eastAsia"/>
-        </w:rPr>
       </w:pPr>
       <w:r>
         <w:rPr>
@@ -482,9 +456,6 @@
     <w:p>
       <w:pPr>
         <w:pStyle w:val="Heading4"/>
-        <w:rPr>
-          <w:rFonts w:hint="eastAsia"/>
-        </w:rPr>
       </w:pPr>
       <w:r>
         <w:rPr>
@@ -494,11 +465,6 @@
       </w:r>
     </w:p>
     <w:p>
-      <w:pPr>
-        <w:rPr>
-          <w:rFonts w:hint="eastAsia"/>
-        </w:rPr>
-      </w:pPr>
       <w:r>
         <w:rPr>
           <w:rFonts w:hint="eastAsia"/>
@@ -570,42 +536,170 @@
           <w:rFonts w:hint="eastAsia"/>
         </w:rPr>
         <w:t>分钟内没有写操作则触发深度刷盘。</w:t>
+      </w:r>
+    </w:p>
+    <w:p/>
+    <w:p>
+      <w:pPr>
+        <w:pStyle w:val="Heading4"/>
+      </w:pPr>
+      <w:r>
+        <w:rPr>
+          <w:rFonts w:hint="eastAsia"/>
+        </w:rPr>
+        <w:lastRenderedPageBreak/>
+        <w:t>命令触发刷盘</w:t>
       </w:r>
     </w:p>
     <w:p>
-      <w:pPr>
-        <w:rPr>
-          <w:rFonts w:hint="eastAsia"/>
-        </w:rPr>
-      </w:pPr>
+      <w:r>
+        <w:rPr>
+          <w:rFonts w:hint="eastAsia"/>
+        </w:rPr>
+        <w:t xml:space="preserve">    </w:t>
+      </w:r>
+      <w:r>
+        <w:rPr>
+          <w:rFonts w:hint="eastAsia"/>
+        </w:rPr>
+        <w:t>在</w:t>
+      </w:r>
+      <w:r>
+        <w:rPr>
+          <w:rFonts w:hint="eastAsia"/>
+        </w:rPr>
+        <w:t>sdb shell</w:t>
+      </w:r>
+      <w:r>
+        <w:rPr>
+          <w:rFonts w:hint="eastAsia"/>
+        </w:rPr>
+        <w:t>中通过</w:t>
+      </w:r>
+      <w:r>
+        <w:rPr>
+          <w:rFonts w:hint="eastAsia"/>
+        </w:rPr>
+        <w:t>db.sync()</w:t>
+      </w:r>
+      <w:r>
+        <w:rPr>
+          <w:rFonts w:hint="eastAsia"/>
+        </w:rPr>
+        <w:t>操作可以触发整个集群中的数据节点以及</w:t>
+      </w:r>
+      <w:r>
+        <w:rPr>
+          <w:rFonts w:hint="eastAsia"/>
+        </w:rPr>
+        <w:t>catalog</w:t>
+      </w:r>
+      <w:r>
+        <w:rPr>
+          <w:rFonts w:hint="eastAsia"/>
+        </w:rPr>
+        <w:t>的深度刷盘工作。但是如果此时有新的写请求在处理，这个操作则没有实质上的意义。</w:t>
+      </w:r>
+    </w:p>
+    <w:p/>
+    <w:p>
+      <w:pPr>
+        <w:pStyle w:val="Heading4"/>
+      </w:pPr>
+      <w:r>
+        <w:rPr>
+          <w:rFonts w:hint="eastAsia"/>
+        </w:rPr>
+        <w:t>recovery</w:t>
+      </w:r>
     </w:p>
     <w:p>
+      <w:r>
+        <w:rPr>
+          <w:rFonts w:hint="eastAsia"/>
+        </w:rPr>
+        <w:t>在这一阶段，在异常重启后，我们只是简单地检查是否存在任何一个脏的</w:t>
+      </w:r>
+      <w:r>
+        <w:rPr>
+          <w:rFonts w:hint="eastAsia"/>
+        </w:rPr>
+        <w:t>cs</w:t>
+      </w:r>
+      <w:r>
+        <w:rPr>
+          <w:rFonts w:hint="eastAsia"/>
+        </w:rPr>
+        <w:t>。如果存在一个脏的</w:t>
+      </w:r>
+      <w:r>
+        <w:rPr>
+          <w:rFonts w:hint="eastAsia"/>
+        </w:rPr>
+        <w:t>cs</w:t>
+      </w:r>
+      <w:r>
+        <w:rPr>
+          <w:rFonts w:hint="eastAsia"/>
+        </w:rPr>
+        <w:t>，则依然</w:t>
+      </w:r>
+      <w:r>
+        <w:rPr>
+          <w:rFonts w:hint="eastAsia"/>
+        </w:rPr>
+        <w:t>对所有</w:t>
+      </w:r>
+      <w:r>
+        <w:rPr>
+          <w:rFonts w:hint="eastAsia"/>
+        </w:rPr>
+        <w:t>cs</w:t>
+      </w:r>
+      <w:r>
+        <w:rPr>
+          <w:rFonts w:hint="eastAsia"/>
+        </w:rPr>
+        <w:t>进行全量同步。后续可以根据每个</w:t>
+      </w:r>
+      <w:r>
+        <w:rPr>
+          <w:rFonts w:hint="eastAsia"/>
+        </w:rPr>
+        <w:t>cs</w:t>
+      </w:r>
+      <w:r>
+        <w:rPr>
+          <w:rFonts w:hint="eastAsia"/>
+        </w:rPr>
+        <w:t>自身的状态选择性的全量同步</w:t>
+      </w:r>
+      <w:r>
+        <w:rPr>
+          <w:rFonts w:hint="eastAsia"/>
+        </w:rPr>
+        <w:t>cs</w:t>
+      </w:r>
+      <w:r>
+        <w:rPr>
+          <w:rFonts w:hint="eastAsia"/>
+        </w:rPr>
+        <w:t>内容。</w:t>
+      </w:r>
+    </w:p>
+    <w:p/>
+    <w:p>
       <w:pPr>
         <w:pStyle w:val="Heading4"/>
-        <w:rPr>
-          <w:rFonts w:hint="eastAsia"/>
-        </w:rPr>
-      </w:pPr>
-      <w:r>
-        <w:rPr>
-          <w:rFonts w:hint="eastAsia"/>
-        </w:rPr>
-        <w:lastRenderedPageBreak/>
-        <w:t>命令触发刷盘</w:t>
+      </w:pPr>
+      <w:r>
+        <w:rPr>
+          <w:rFonts w:hint="eastAsia"/>
+        </w:rPr>
+        <w:t>新增快照项</w:t>
       </w:r>
     </w:p>
     <w:p>
-      <w:pPr>
-        <w:rPr>
-          <w:rFonts w:hint="eastAsia"/>
-        </w:rPr>
-      </w:pPr>
-      <w:r>
-        <w:rPr>
-          <w:rFonts w:hint="eastAsia"/>
-        </w:rPr>
-        <w:t xml:space="preserve">    </w:t>
-      </w:r>
       <w:r>
         <w:rPr>
           <w:rFonts w:hint="eastAsia"/>
@@ -616,237 +710,139 @@
         <w:rPr>
           <w:rFonts w:hint="eastAsia"/>
         </w:rPr>
-        <w:t>sdb shell</w:t>
-      </w:r>
-      <w:r>
-        <w:rPr>
-          <w:rFonts w:hint="eastAsia"/>
-        </w:rPr>
-        <w:t>中通过</w:t>
-      </w:r>
-      <w:r>
-        <w:rPr>
-          <w:rFonts w:hint="eastAsia"/>
-        </w:rPr>
-        <w:t>db.sync()</w:t>
-      </w:r>
-      <w:r>
-        <w:rPr>
-          <w:rFonts w:hint="eastAsia"/>
-        </w:rPr>
-        <w:t>操作可以触发整个集群中的数据节点以及</w:t>
-      </w:r>
-      <w:r>
-        <w:rPr>
-          <w:rFonts w:hint="eastAsia"/>
-        </w:rPr>
-        <w:t>catalog</w:t>
-      </w:r>
-      <w:r>
-        <w:rPr>
-          <w:rFonts w:hint="eastAsia"/>
-        </w:rPr>
-        <w:t>的深度刷盘工作。但是如果此时有新的写请求在处理，这个操作则没有实质上的意义。</w:t>
+        <w:t>system</w:t>
+      </w:r>
+      <w:r>
+        <w:rPr>
+          <w:rFonts w:hint="eastAsia"/>
+        </w:rPr>
+        <w:t>快照中增加</w:t>
+      </w:r>
+      <w:r>
+        <w:rPr>
+          <w:rFonts w:hint="eastAsia"/>
+        </w:rPr>
+        <w:t>CommittedLSN</w:t>
+      </w:r>
+      <w:r>
+        <w:rPr>
+          <w:rFonts w:hint="eastAsia"/>
+        </w:rPr>
+        <w:t>字段。用于表示上一次</w:t>
+      </w:r>
+      <w:r>
+        <w:rPr>
+          <w:rFonts w:hint="eastAsia"/>
+        </w:rPr>
+        <w:t>日志</w:t>
+      </w:r>
+      <w:r>
+        <w:rPr>
+          <w:rFonts w:hint="eastAsia"/>
+        </w:rPr>
+        <w:t>刷盘时对应的</w:t>
+      </w:r>
+      <w:r>
+        <w:rPr>
+          <w:rFonts w:hint="eastAsia"/>
+        </w:rPr>
+        <w:t>LSN</w:t>
+      </w:r>
+      <w:r>
+        <w:rPr>
+          <w:rFonts w:hint="eastAsia"/>
+        </w:rPr>
+        <w:t>号。如果</w:t>
+      </w:r>
+      <w:r>
+        <w:rPr>
+          <w:rFonts w:hint="eastAsia"/>
+        </w:rPr>
+        <w:t>CommittedLSN</w:t>
+      </w:r>
+      <w:r>
+        <w:rPr>
+          <w:rFonts w:hint="eastAsia"/>
+        </w:rPr>
+        <w:t>与</w:t>
+      </w:r>
+      <w:r>
+        <w:rPr>
+          <w:rFonts w:hint="eastAsia"/>
+        </w:rPr>
+        <w:t>CurrentLSN</w:t>
+      </w:r>
+      <w:r>
+        <w:rPr>
+          <w:rFonts w:hint="eastAsia"/>
+        </w:rPr>
+        <w:t>不</w:t>
+      </w:r>
+      <w:r>
+        <w:rPr>
+          <w:rFonts w:hint="eastAsia"/>
+        </w:rPr>
+        <w:t>一致。则</w:t>
+      </w:r>
+      <w:r>
+        <w:rPr>
+          <w:rFonts w:hint="eastAsia"/>
+        </w:rPr>
+        <w:t>节点持久化一定没有完成</w:t>
+      </w:r>
+      <w:r>
+        <w:rPr>
+          <w:rFonts w:hint="eastAsia"/>
+        </w:rPr>
+        <w:t>。</w:t>
+      </w:r>
+      <w:r>
+        <w:rPr>
+          <w:rFonts w:hint="eastAsia"/>
+        </w:rPr>
+        <w:t>如果两个</w:t>
+      </w:r>
+      <w:r>
+        <w:rPr>
+          <w:rFonts w:hint="eastAsia"/>
+        </w:rPr>
+        <w:t>LSN</w:t>
+      </w:r>
+      <w:r>
+        <w:rPr>
+          <w:rFonts w:hint="eastAsia"/>
+        </w:rPr>
+        <w:t>一致</w:t>
+      </w:r>
+      <w:r>
+        <w:rPr>
+          <w:rFonts w:hint="eastAsia"/>
+        </w:rPr>
+        <w:t>,</w:t>
+      </w:r>
+      <w:r>
+        <w:rPr>
+          <w:rFonts w:hint="eastAsia"/>
+        </w:rPr>
+        <w:t>则可以进一步检查各</w:t>
+      </w:r>
+      <w:r>
+        <w:rPr>
+          <w:rFonts w:hint="eastAsia"/>
+        </w:rPr>
+        <w:t>cs</w:t>
+      </w:r>
+      <w:r>
+        <w:rPr>
+          <w:rFonts w:hint="eastAsia"/>
+        </w:rPr>
+        <w:t>的快照以确定节点是否完成持久化。</w:t>
       </w:r>
     </w:p>
     <w:p>
       <w:pPr>
         <w:rPr>
-          <w:rFonts w:hint="eastAsia"/>
-        </w:rPr>
-      </w:pPr>
-    </w:p>
-    <w:p>
-      <w:pPr>
-        <w:pStyle w:val="Heading4"/>
-        <w:rPr>
-          <w:rFonts w:hint="eastAsia"/>
-        </w:rPr>
-      </w:pPr>
-      <w:r>
-        <w:rPr>
-          <w:rFonts w:hint="eastAsia"/>
-        </w:rPr>
-        <w:t>recovery</w:t>
-      </w:r>
-    </w:p>
-    <w:p>
-      <w:pPr>
-        <w:rPr>
-          <w:rFonts w:hint="eastAsia"/>
-        </w:rPr>
-      </w:pPr>
-      <w:r>
-        <w:rPr>
-          <w:rFonts w:hint="eastAsia"/>
-        </w:rPr>
-        <w:t>在这一阶段，在异常重启后，我们只是简单地检查是否存在任何一个脏的</w:t>
-      </w:r>
-      <w:r>
-        <w:rPr>
-          <w:rFonts w:hint="eastAsia"/>
-        </w:rPr>
-        <w:t>cs</w:t>
-      </w:r>
-      <w:r>
-        <w:rPr>
-          <w:rFonts w:hint="eastAsia"/>
-        </w:rPr>
-        <w:t>。如果存在一个脏的</w:t>
-      </w:r>
-      <w:r>
-        <w:rPr>
-          <w:rFonts w:hint="eastAsia"/>
-        </w:rPr>
-        <w:t>cs</w:t>
-      </w:r>
-      <w:r>
-        <w:rPr>
-          <w:rFonts w:hint="eastAsia"/>
-        </w:rPr>
-        <w:t>，则依然</w:t>
-      </w:r>
-      <w:r>
-        <w:rPr>
-          <w:rFonts w:hint="eastAsia"/>
-        </w:rPr>
-        <w:t>对所有</w:t>
-      </w:r>
-      <w:r>
-        <w:rPr>
-          <w:rFonts w:hint="eastAsia"/>
-        </w:rPr>
-        <w:t>cs</w:t>
-      </w:r>
-      <w:r>
-        <w:rPr>
-          <w:rFonts w:hint="eastAsia"/>
-        </w:rPr>
-        <w:t>进行全量同步。后续可以根据每个</w:t>
-      </w:r>
-      <w:r>
-        <w:rPr>
-          <w:rFonts w:hint="eastAsia"/>
-        </w:rPr>
-        <w:t>cs</w:t>
-      </w:r>
-      <w:r>
-        <w:rPr>
-          <w:rFonts w:hint="eastAsia"/>
-        </w:rPr>
-        <w:t>自身的状态选择性的全量同步</w:t>
-      </w:r>
-      <w:r>
-        <w:rPr>
-          <w:rFonts w:hint="eastAsia"/>
-        </w:rPr>
-        <w:t>cs</w:t>
-      </w:r>
-      <w:r>
-        <w:rPr>
-          <w:rFonts w:hint="eastAsia"/>
-        </w:rPr>
-        <w:t>内容。</w:t>
-      </w:r>
-    </w:p>
-    <w:p>
-      <w:pPr>
-        <w:rPr>
-          <w:rFonts w:hint="eastAsia"/>
-        </w:rPr>
-      </w:pPr>
-    </w:p>
-    <w:p>
-      <w:pPr>
-        <w:pStyle w:val="Heading4"/>
-        <w:rPr>
-          <w:rFonts w:hint="eastAsia"/>
-        </w:rPr>
-      </w:pPr>
-      <w:r>
-        <w:rPr>
-          <w:rFonts w:hint="eastAsia"/>
-        </w:rPr>
-        <w:t>新增快照项</w:t>
-      </w:r>
-    </w:p>
-    <w:p>
-      <w:pPr>
-        <w:rPr>
-          <w:rFonts w:hint="eastAsia"/>
-        </w:rPr>
-      </w:pPr>
-      <w:r>
-        <w:rPr>
-          <w:rFonts w:hint="eastAsia"/>
-        </w:rPr>
-        <w:t>在</w:t>
-      </w:r>
-      <w:r>
-        <w:rPr>
-          <w:rFonts w:hint="eastAsia"/>
-        </w:rPr>
-        <w:t>system</w:t>
-      </w:r>
-      <w:r>
-        <w:rPr>
-          <w:rFonts w:hint="eastAsia"/>
-        </w:rPr>
-        <w:t>快照中增加</w:t>
-      </w:r>
-      <w:r>
-        <w:rPr>
-          <w:rFonts w:hint="eastAsia"/>
-        </w:rPr>
-        <w:t>CommittedLSN</w:t>
-      </w:r>
-      <w:r>
-        <w:rPr>
-          <w:rFonts w:hint="eastAsia"/>
-        </w:rPr>
-        <w:t>字段。用于表示上一次刷盘时对应的</w:t>
-      </w:r>
-      <w:r>
-        <w:rPr>
-          <w:rFonts w:hint="eastAsia"/>
-        </w:rPr>
-        <w:t>LSN</w:t>
-      </w:r>
-      <w:r>
-        <w:rPr>
-          <w:rFonts w:hint="eastAsia"/>
-        </w:rPr>
-        <w:t>号。如果</w:t>
-      </w:r>
-      <w:r>
-        <w:rPr>
-          <w:rFonts w:hint="eastAsia"/>
-        </w:rPr>
-        <w:t>CommittedLSN</w:t>
-      </w:r>
-      <w:r>
-        <w:rPr>
-          <w:rFonts w:hint="eastAsia"/>
-        </w:rPr>
-        <w:t>与</w:t>
-      </w:r>
-      <w:r>
-        <w:rPr>
-          <w:rFonts w:hint="eastAsia"/>
-        </w:rPr>
-        <w:t>CurrentLSN</w:t>
-      </w:r>
-      <w:r>
-        <w:rPr>
-          <w:rFonts w:hint="eastAsia"/>
-        </w:rPr>
-        <w:t>一致。则可以认为这个节点的数据全部完成了持久化。</w:t>
-      </w:r>
-    </w:p>
-    <w:p>
-      <w:pPr>
-        <w:rPr>
-          <w:rFonts w:ascii="宋体" w:eastAsia="宋体" w:cs="宋体" w:hint="eastAsia"/>
+          <w:rFonts w:ascii="宋体" w:eastAsia="宋体" w:cs="宋体"/>
           <w:kern w:val="0"/>
           <w:sz w:val="18"/>
           <w:szCs w:val="18"/>
@@ -884,14 +880,14 @@
           <v:shape id="_x0000_i1025" type="#_x0000_t75" style="width:374.95pt;height:254.8pt" o:ole="">
             <v:imagedata r:id="rId8" o:title=""/>
           </v:shape>
-          <o:OLEObject Type="Embed" ProgID="Picture.PicObj.1" ShapeID="_x0000_i1025" DrawAspect="Content" ObjectID="_1509188478" r:id="rId9"/>
+          <o:OLEObject Type="Embed" ProgID="Picture.PicObj.1" ShapeID="_x0000_i1025" DrawAspect="Content" ObjectID="_1509190916" r:id="rId9"/>
         </w:object>
       </w:r>
     </w:p>
     <w:p>
       <w:pPr>
         <w:rPr>
-          <w:rFonts w:ascii="宋体" w:eastAsia="宋体" w:cs="宋体" w:hint="eastAsia"/>
+          <w:rFonts w:ascii="宋体" w:eastAsia="宋体" w:cs="宋体"/>
           <w:kern w:val="0"/>
           <w:sz w:val="18"/>
           <w:szCs w:val="18"/>
@@ -902,7 +898,7 @@
     <w:p>
       <w:pPr>
         <w:rPr>
-          <w:rFonts w:ascii="宋体" w:eastAsia="宋体" w:cs="宋体" w:hint="eastAsia"/>
+          <w:rFonts w:ascii="宋体" w:eastAsia="宋体" w:cs="宋体"/>
           <w:kern w:val="0"/>
           <w:sz w:val="18"/>
           <w:szCs w:val="18"/>
@@ -956,9 +952,6 @@
           <w:p>
             <w:pPr>
               <w:ind w:left="0"/>
-              <w:rPr>
-                <w:rFonts w:hint="eastAsia"/>
-              </w:rPr>
             </w:pPr>
             <w:r>
               <w:rPr>
@@ -1006,9 +999,6 @@
           <w:p>
             <w:pPr>
               <w:ind w:left="0"/>
-              <w:rPr>
-                <w:rFonts w:hint="eastAsia"/>
-              </w:rPr>
             </w:pPr>
             <w:r>
               <w:rPr>
@@ -1074,9 +1064,6 @@
           <w:p>
             <w:pPr>
               <w:ind w:left="0"/>
-              <w:rPr>
-                <w:rFonts w:hint="eastAsia"/>
-              </w:rPr>
             </w:pPr>
             <w:r>
               <w:rPr>
@@ -1142,9 +1129,6 @@
           <w:p>
             <w:pPr>
               <w:ind w:left="0"/>
-              <w:rPr>
-                <w:rFonts w:hint="eastAsia"/>
-              </w:rPr>
             </w:pPr>
             <w:r>
               <w:rPr>
@@ -1161,9 +1145,6 @@
           <w:p>
             <w:pPr>
               <w:ind w:left="0"/>
-              <w:rPr>
-                <w:rFonts w:hint="eastAsia"/>
-              </w:rPr>
             </w:pPr>
             <w:r>
               <w:rPr>
@@ -1181,22 +1162,13 @@
           <w:p>
             <w:pPr>
               <w:ind w:left="0"/>
-              <w:rPr>
-                <w:rFonts w:hint="eastAsia"/>
-              </w:rPr>
-            </w:pPr>
-            <w:r>
-              <w:rPr>
-                <w:rFonts w:hint="eastAsia"/>
-              </w:rPr>
-              <w:t>三个数字分别代表数据文件，</w:t>
-            </w:r>
+            </w:pPr>
             <w:r>
               <w:rPr>
                 <w:rFonts w:hint="eastAsia"/>
               </w:rPr>
               <w:lastRenderedPageBreak/>
-              <w:t>索引文件以及</w:t>
+              <w:t>三个数字分别代表数据文件，索引文件以及</w:t>
             </w:r>
             <w:r>
               <w:rPr>
@@ -1238,9 +1210,6 @@
           <w:p>
             <w:pPr>
               <w:ind w:left="0"/>
-              <w:rPr>
-                <w:rFonts w:hint="eastAsia"/>
-              </w:rPr>
             </w:pPr>
             <w:r>
               <w:rPr>
@@ -1332,9 +1301,6 @@
           <w:p>
             <w:pPr>
               <w:ind w:left="0"/>
-              <w:rPr>
-                <w:rFonts w:hint="eastAsia"/>
-              </w:rPr>
             </w:pPr>
             <w:r>
               <w:rPr>
@@ -1351,9 +1317,6 @@
           <w:p>
             <w:pPr>
               <w:ind w:left="0"/>
-              <w:rPr>
-                <w:rFonts w:hint="eastAsia"/>
-              </w:rPr>
             </w:pPr>
             <w:r>
               <w:rPr>
@@ -1433,13 +1396,7 @@
         </w:tc>
       </w:tr>
     </w:tbl>
-    <w:p>
-      <w:pPr>
-        <w:rPr>
-          <w:rFonts w:hint="eastAsia"/>
-        </w:rPr>
-      </w:pPr>
-    </w:p>
+    <w:p/>
     <w:p>
       <w:r>
         <w:rPr>
@@ -1453,7 +1410,7 @@
           <v:shape id="_x0000_i1026" type="#_x0000_t75" style="width:243.6pt;height:403.5pt" o:ole="">
             <v:imagedata r:id="rId10" o:title=""/>
           </v:shape>
-          <o:OLEObject Type="Embed" ProgID="Picture.PicObj.1" ShapeID="_x0000_i1026" DrawAspect="Content" ObjectID="_1509188479" r:id="rId11"/>
+          <o:OLEObject Type="Embed" ProgID="Picture.PicObj.1" ShapeID="_x0000_i1026" DrawAspect="Content" ObjectID="_1509190917" r:id="rId11"/>
         </w:object>
       </w:r>
     </w:p>
@@ -1465,6 +1422,7 @@
         <w:rPr>
           <w:rFonts w:hint="eastAsia"/>
         </w:rPr>
+        <w:lastRenderedPageBreak/>
         <w:t>遗留问题</w:t>
       </w:r>
     </w:p>
@@ -1511,7 +1469,6 @@
                 <w:rFonts w:hint="eastAsia"/>
                 <w:b/>
               </w:rPr>
-              <w:lastRenderedPageBreak/>
               <w:t>编号</w:t>
             </w:r>
           </w:p>
